--- a/Shraddha/shraddha Certificate.docx
+++ b/Shraddha/shraddha Certificate.docx
@@ -412,7 +412,7 @@
           <v:shape id="_x0000_i1025" type="#_x0000_t75" style="width:175.5pt;height:163.5pt" o:ole="">
             <v:imagedata r:id="rId8" o:title=""/>
           </v:shape>
-          <o:OLEObject Type="Embed" ProgID="MSPhotoEd.3" ShapeID="_x0000_i1025" DrawAspect="Content" ObjectID="_1832792031" r:id="rId9"/>
+          <o:OLEObject Type="Embed" ProgID="MSPhotoEd.3" ShapeID="_x0000_i1025" DrawAspect="Content" ObjectID="_1833464358" r:id="rId9"/>
         </w:object>
       </w:r>
     </w:p>
@@ -1734,7 +1734,7 @@
           <w:sz w:val="28"/>
           <w:szCs w:val="28"/>
         </w:rPr>
-        <w:t>_______</w:t>
+        <w:t xml:space="preserve">2613237522 </w:t>
       </w:r>
       <w:r>
         <w:rPr>
@@ -3437,37 +3437,26 @@
           <w:sz w:val="28"/>
           <w:szCs w:val="28"/>
         </w:rPr>
-        <w:t>Roll no:</w:t>
-      </w:r>
-      <w:r>
-        <w:rPr>
-          <w:rFonts w:ascii="Times New Roman" w:hAnsi="Times New Roman"/>
-          <w:sz w:val="28"/>
-          <w:szCs w:val="28"/>
-        </w:rPr>
-        <w:t xml:space="preserve"> </w:t>
-      </w:r>
-      <w:r>
-        <w:rPr>
-          <w:rFonts w:ascii="Times New Roman" w:hAnsi="Times New Roman"/>
-          <w:sz w:val="28"/>
-          <w:szCs w:val="28"/>
-        </w:rPr>
-        <w:t>_______________</w:t>
-      </w:r>
-    </w:p>
-    <w:p>
-      <w:pPr>
-        <w:spacing w:after="0"/>
-        <w:jc w:val="center"/>
-        <w:rPr>
-          <w:rFonts w:ascii="Times New Roman" w:hAnsi="Times New Roman" w:cs="Times New Roman"/>
-          <w:b/>
-          <w:sz w:val="28"/>
-          <w:szCs w:val="28"/>
-          <w:u w:val="single"/>
-        </w:rPr>
-      </w:pPr>
+        <w:t>Roll no</w:t>
+      </w:r>
+      <w:r>
+        <w:rPr>
+          <w:rFonts w:ascii="Times New Roman" w:hAnsi="Times New Roman" w:cs="Times New Roman"/>
+          <w:b/>
+          <w:sz w:val="28"/>
+          <w:szCs w:val="28"/>
+        </w:rPr>
+        <w:t xml:space="preserve">: </w:t>
+      </w:r>
+      <w:r>
+        <w:rPr>
+          <w:rFonts w:ascii="Times New Roman" w:hAnsi="Times New Roman"/>
+          <w:b/>
+          <w:sz w:val="28"/>
+          <w:szCs w:val="28"/>
+        </w:rPr>
+        <w:t>2613237522</w:t>
+      </w:r>
     </w:p>
     <w:p>
       <w:pPr>
@@ -4395,7 +4384,7 @@
                 <w:sz w:val="28"/>
                 <w:szCs w:val="28"/>
               </w:rPr>
-              <w:t>3-4</w:t>
+              <w:t>3-5</w:t>
             </w:r>
           </w:p>
         </w:tc>
@@ -4472,15 +4461,7 @@
                 <w:sz w:val="28"/>
                 <w:szCs w:val="28"/>
               </w:rPr>
-              <w:t>5-</w:t>
-            </w:r>
-            <w:r>
-              <w:rPr>
-                <w:rFonts w:ascii="Times New Roman" w:hAnsi="Times New Roman" w:cs="Times New Roman"/>
-                <w:sz w:val="28"/>
-                <w:szCs w:val="28"/>
-              </w:rPr>
-              <w:t>19</w:t>
+              <w:t>6-22</w:t>
             </w:r>
           </w:p>
         </w:tc>
@@ -4557,23 +4538,7 @@
                 <w:sz w:val="28"/>
                 <w:szCs w:val="28"/>
               </w:rPr>
-              <w:t>20</w:t>
-            </w:r>
-            <w:r>
-              <w:rPr>
-                <w:rFonts w:ascii="Times New Roman" w:hAnsi="Times New Roman" w:cs="Times New Roman"/>
-                <w:sz w:val="28"/>
-                <w:szCs w:val="28"/>
-              </w:rPr>
-              <w:t>-22</w:t>
-            </w:r>
-            <w:r>
-              <w:rPr>
-                <w:rFonts w:ascii="Times New Roman" w:hAnsi="Times New Roman" w:cs="Times New Roman"/>
-                <w:sz w:val="28"/>
-                <w:szCs w:val="28"/>
-              </w:rPr>
-              <w:t>-</w:t>
+              <w:t>23-25</w:t>
             </w:r>
           </w:p>
         </w:tc>
@@ -4650,23 +4615,7 @@
                 <w:sz w:val="28"/>
                 <w:szCs w:val="28"/>
               </w:rPr>
-              <w:t>23</w:t>
-            </w:r>
-            <w:r>
-              <w:rPr>
-                <w:rFonts w:ascii="Times New Roman" w:hAnsi="Times New Roman" w:cs="Times New Roman"/>
-                <w:sz w:val="28"/>
-                <w:szCs w:val="28"/>
-              </w:rPr>
-              <w:t>-</w:t>
-            </w:r>
-            <w:r>
-              <w:rPr>
-                <w:rFonts w:ascii="Times New Roman" w:hAnsi="Times New Roman" w:cs="Times New Roman"/>
-                <w:sz w:val="28"/>
-                <w:szCs w:val="28"/>
-              </w:rPr>
-              <w:t>25</w:t>
+              <w:t>26-28</w:t>
             </w:r>
           </w:p>
         </w:tc>
@@ -4743,7 +4692,7 @@
                 <w:sz w:val="28"/>
                 <w:szCs w:val="28"/>
               </w:rPr>
-              <w:t>26-27</w:t>
+              <w:t>29-31</w:t>
             </w:r>
           </w:p>
         </w:tc>
@@ -4821,7 +4770,7 @@
                 <w:sz w:val="28"/>
                 <w:szCs w:val="28"/>
               </w:rPr>
-              <w:t>28-32</w:t>
+              <w:t>32-37</w:t>
             </w:r>
           </w:p>
         </w:tc>
@@ -4898,7 +4847,7 @@
                 <w:sz w:val="28"/>
                 <w:szCs w:val="28"/>
               </w:rPr>
-              <w:t>33-35</w:t>
+              <w:t>38-40</w:t>
             </w:r>
           </w:p>
         </w:tc>
@@ -4991,7 +4940,7 @@
                 <w:sz w:val="28"/>
                 <w:szCs w:val="28"/>
               </w:rPr>
-              <w:t>36-38</w:t>
+              <w:t>41-43</w:t>
             </w:r>
           </w:p>
         </w:tc>
@@ -5068,7 +5017,7 @@
                 <w:sz w:val="28"/>
                 <w:szCs w:val="28"/>
               </w:rPr>
-              <w:t>39-41</w:t>
+              <w:t>44-46</w:t>
             </w:r>
           </w:p>
         </w:tc>
@@ -5169,7 +5118,7 @@
                 <w:sz w:val="28"/>
                 <w:szCs w:val="28"/>
               </w:rPr>
-              <w:t>42-</w:t>
+              <w:t>47-</w:t>
             </w:r>
             <w:r>
               <w:rPr>
@@ -5177,7 +5126,7 @@
                 <w:sz w:val="28"/>
                 <w:szCs w:val="28"/>
               </w:rPr>
-              <w:t>94</w:t>
+              <w:t>104</w:t>
             </w:r>
           </w:p>
         </w:tc>
@@ -5254,7 +5203,7 @@
                 <w:sz w:val="28"/>
                 <w:szCs w:val="28"/>
               </w:rPr>
-              <w:t>95</w:t>
+              <w:t>105</w:t>
             </w:r>
           </w:p>
         </w:tc>
@@ -5331,7 +5280,15 @@
                 <w:sz w:val="28"/>
                 <w:szCs w:val="28"/>
               </w:rPr>
-              <w:t>96</w:t>
+              <w:t>106</w:t>
+            </w:r>
+            <w:r>
+              <w:rPr>
+                <w:rFonts w:ascii="Times New Roman" w:hAnsi="Times New Roman" w:cs="Times New Roman"/>
+                <w:sz w:val="28"/>
+                <w:szCs w:val="28"/>
+              </w:rPr>
+              <w:t>-107</w:t>
             </w:r>
           </w:p>
         </w:tc>
@@ -5410,8 +5367,10 @@
                 <w:sz w:val="28"/>
                 <w:szCs w:val="28"/>
               </w:rPr>
-              <w:t>97</w:t>
+              <w:t>108</w:t>
             </w:r>
+            <w:bookmarkStart w:id="0" w:name="_GoBack"/>
+            <w:bookmarkEnd w:id="0"/>
           </w:p>
         </w:tc>
       </w:tr>
@@ -5492,10 +5451,8 @@
                 <w:sz w:val="28"/>
                 <w:szCs w:val="28"/>
               </w:rPr>
-              <w:t>98</w:t>
+              <w:t>109</w:t>
             </w:r>
-            <w:bookmarkStart w:id="0" w:name="_GoBack"/>
-            <w:bookmarkEnd w:id="0"/>
           </w:p>
         </w:tc>
       </w:tr>
@@ -9816,7 +9773,7 @@
 </file>
 
 <file path=customXml/itemProps1.xml><?xml version="1.0" encoding="utf-8"?>
-<ds:datastoreItem xmlns:ds="http://schemas.openxmlformats.org/officeDocument/2006/customXml" ds:itemID="{AF4CA8F2-4645-4131-B538-8CFD45AA6DE3}">
+<ds:datastoreItem xmlns:ds="http://schemas.openxmlformats.org/officeDocument/2006/customXml" ds:itemID="{93C4D95E-7ADC-46BD-A27B-DE0EC22B6173}">
   <ds:schemaRefs>
     <ds:schemaRef ds:uri="http://schemas.openxmlformats.org/officeDocument/2006/bibliography"/>
   </ds:schemaRefs>
